--- a/backend/wp_templates/B/B60-2-1 IT复杂性判断表.docx
+++ b/backend/wp_templates/B/B60-2-1 IT复杂性判断表.docx
@@ -1497,6 +1497,15 @@
           <w:szCs w:val="20"/>
         </w:rPr>
         <w:t>（一）是否适用IT审计的判断</w:t>
+      </w:r>
+    </w:p>
+    <w:p>
+      <w:r>
+        <w:rPr>
+          <w:color w:val="0000FF"/>
+          <w:sz w:val="21"/>
+        </w:rPr>
+        <w:t>【勾稽】结论须与 B60 第三章（六）IT 适用勾选一致；适用则同步 B22A-4-1。</w:t>
       </w:r>
     </w:p>
     <w:bookmarkEnd w:id="0"/>
